--- a/wiki/Сахаров РМ.docx
+++ b/wiki/Сахаров РМ.docx
@@ -109,7 +109,7 @@
           <w:sz w:val="28"/>
           <w:szCs w:val="28"/>
         </w:rPr>
-        <w:t xml:space="preserve"> УПРАВЛЕНИЯ БАЗОЙ ДАННЫХ ПРАЧЕЧНОЙ</w:t>
+        <w:t xml:space="preserve"> УПРАВЛЕНИЯ </w:t>
       </w:r>
     </w:p>
     <w:p>
@@ -125,6 +125,26 @@
           <w:szCs w:val="28"/>
         </w:rPr>
       </w:pPr>
+      <w:r>
+        <w:rPr>
+          <w:rFonts w:ascii="Times New Roman" w:hAnsi="Times New Roman" w:cs="Times New Roman"/>
+          <w:b/>
+          <w:bCs/>
+          <w:sz w:val="28"/>
+          <w:szCs w:val="28"/>
+        </w:rPr>
+        <w:t>БАЗОЙ ДАННЫХ ПРАЧЕЧНОЙ</w:t>
+      </w:r>
+      <w:r>
+        <w:rPr>
+          <w:rFonts w:ascii="Times New Roman" w:hAnsi="Times New Roman" w:cs="Times New Roman"/>
+          <w:b/>
+          <w:bCs/>
+          <w:sz w:val="28"/>
+          <w:szCs w:val="28"/>
+        </w:rPr>
+        <w:t xml:space="preserve"> В КУЗГТУ</w:t>
+      </w:r>
     </w:p>
     <w:p>
       <w:pPr>
@@ -133,53 +153,12 @@
         <w:jc w:val="center"/>
         <w:rPr>
           <w:rFonts w:ascii="Times New Roman" w:hAnsi="Times New Roman" w:cs="Times New Roman"/>
-          <w:sz w:val="28"/>
-          <w:szCs w:val="28"/>
-        </w:rPr>
-      </w:pPr>
-      <w:r>
-        <w:rPr>
-          <w:rFonts w:ascii="Times New Roman" w:hAnsi="Times New Roman" w:cs="Times New Roman"/>
-          <w:sz w:val="28"/>
-          <w:szCs w:val="28"/>
-        </w:rPr>
-        <w:t xml:space="preserve">Якушев С.А., студент гр. </w:t>
-      </w:r>
-      <w:proofErr w:type="spellStart"/>
-      <w:r>
-        <w:rPr>
-          <w:rFonts w:ascii="Times New Roman" w:hAnsi="Times New Roman" w:cs="Times New Roman"/>
-          <w:sz w:val="28"/>
-          <w:szCs w:val="28"/>
-        </w:rPr>
-        <w:t>ПИб</w:t>
-      </w:r>
-      <w:proofErr w:type="spellEnd"/>
-      <w:r>
-        <w:rPr>
-          <w:rFonts w:ascii="Times New Roman" w:hAnsi="Times New Roman" w:cs="Times New Roman"/>
-          <w:sz w:val="28"/>
-          <w:szCs w:val="28"/>
-        </w:rPr>
-        <w:t xml:space="preserve">–242, </w:t>
-      </w:r>
-      <w:r>
-        <w:rPr>
-          <w:rFonts w:ascii="Times New Roman" w:hAnsi="Times New Roman" w:cs="Times New Roman"/>
-          <w:sz w:val="28"/>
-          <w:szCs w:val="28"/>
-          <w:lang w:val="en-US"/>
-        </w:rPr>
-        <w:t>II</w:t>
-      </w:r>
-      <w:r>
-        <w:rPr>
-          <w:rFonts w:ascii="Times New Roman" w:hAnsi="Times New Roman" w:cs="Times New Roman"/>
-          <w:sz w:val="28"/>
-          <w:szCs w:val="28"/>
-        </w:rPr>
-        <w:t xml:space="preserve"> курс</w:t>
-      </w:r>
+          <w:b/>
+          <w:bCs/>
+          <w:sz w:val="28"/>
+          <w:szCs w:val="28"/>
+        </w:rPr>
+      </w:pPr>
     </w:p>
     <w:p>
       <w:pPr>
@@ -198,25 +177,97 @@
           <w:sz w:val="28"/>
           <w:szCs w:val="28"/>
         </w:rPr>
-        <w:t xml:space="preserve">Сахаров В.В., студент гр. </w:t>
-      </w:r>
-      <w:proofErr w:type="spellStart"/>
-      <w:r>
-        <w:rPr>
-          <w:rFonts w:ascii="Times New Roman" w:hAnsi="Times New Roman" w:cs="Times New Roman"/>
-          <w:sz w:val="28"/>
-          <w:szCs w:val="28"/>
-        </w:rPr>
-        <w:t>ПИб</w:t>
-      </w:r>
-      <w:proofErr w:type="spellEnd"/>
-      <w:r>
-        <w:rPr>
-          <w:rFonts w:ascii="Times New Roman" w:hAnsi="Times New Roman" w:cs="Times New Roman"/>
-          <w:sz w:val="28"/>
-          <w:szCs w:val="28"/>
-        </w:rPr>
-        <w:t xml:space="preserve">–242, </w:t>
+        <w:t xml:space="preserve">Якушев С.А., студент гр. ПИб–242, </w:t>
+      </w:r>
+      <w:r>
+        <w:rPr>
+          <w:rFonts w:ascii="Times New Roman" w:hAnsi="Times New Roman" w:cs="Times New Roman"/>
+          <w:sz w:val="28"/>
+          <w:szCs w:val="28"/>
+          <w:lang w:val="en-US"/>
+        </w:rPr>
+        <w:t>II</w:t>
+      </w:r>
+      <w:r>
+        <w:rPr>
+          <w:rFonts w:ascii="Times New Roman" w:hAnsi="Times New Roman" w:cs="Times New Roman"/>
+          <w:sz w:val="28"/>
+          <w:szCs w:val="28"/>
+        </w:rPr>
+        <w:t xml:space="preserve"> курс</w:t>
+      </w:r>
+    </w:p>
+    <w:p>
+      <w:pPr>
+        <w:spacing w:after="0" w:line="240" w:lineRule="auto"/>
+        <w:ind w:firstLine="709"/>
+        <w:jc w:val="center"/>
+        <w:rPr>
+          <w:rFonts w:ascii="Times New Roman" w:hAnsi="Times New Roman" w:cs="Times New Roman"/>
+          <w:sz w:val="28"/>
+          <w:szCs w:val="28"/>
+        </w:rPr>
+      </w:pPr>
+      <w:r>
+        <w:rPr>
+          <w:rFonts w:ascii="Times New Roman" w:hAnsi="Times New Roman" w:cs="Times New Roman"/>
+          <w:sz w:val="28"/>
+          <w:szCs w:val="28"/>
+        </w:rPr>
+        <w:t xml:space="preserve">Сахаров В.В., студент гр. ПИб–242, </w:t>
+      </w:r>
+      <w:r>
+        <w:rPr>
+          <w:rFonts w:ascii="Times New Roman" w:hAnsi="Times New Roman" w:cs="Times New Roman"/>
+          <w:sz w:val="28"/>
+          <w:szCs w:val="28"/>
+          <w:lang w:val="en-US"/>
+        </w:rPr>
+        <w:t>II</w:t>
+      </w:r>
+      <w:r>
+        <w:rPr>
+          <w:rFonts w:ascii="Times New Roman" w:hAnsi="Times New Roman" w:cs="Times New Roman"/>
+          <w:sz w:val="28"/>
+          <w:szCs w:val="28"/>
+        </w:rPr>
+        <w:t xml:space="preserve"> курс</w:t>
+      </w:r>
+    </w:p>
+    <w:p>
+      <w:pPr>
+        <w:spacing w:after="0" w:line="240" w:lineRule="auto"/>
+        <w:ind w:firstLine="709"/>
+        <w:jc w:val="center"/>
+        <w:rPr>
+          <w:rFonts w:ascii="Times New Roman" w:hAnsi="Times New Roman" w:cs="Times New Roman"/>
+          <w:sz w:val="28"/>
+          <w:szCs w:val="28"/>
+        </w:rPr>
+      </w:pPr>
+      <w:r>
+        <w:rPr>
+          <w:rFonts w:ascii="Times New Roman" w:hAnsi="Times New Roman" w:cs="Times New Roman"/>
+          <w:sz w:val="28"/>
+          <w:szCs w:val="28"/>
+        </w:rPr>
+        <w:t xml:space="preserve">Ильин </w:t>
+      </w:r>
+      <w:r>
+        <w:rPr>
+          <w:rFonts w:ascii="Times New Roman" w:hAnsi="Times New Roman" w:cs="Times New Roman"/>
+          <w:sz w:val="28"/>
+          <w:szCs w:val="28"/>
+        </w:rPr>
+        <w:t>П.Е.</w:t>
+      </w:r>
+      <w:r>
+        <w:rPr>
+          <w:rFonts w:ascii="Times New Roman" w:hAnsi="Times New Roman" w:cs="Times New Roman"/>
+          <w:sz w:val="28"/>
+          <w:szCs w:val="28"/>
+        </w:rPr>
+        <w:t xml:space="preserve">, студент гр. ПИб-242, </w:t>
       </w:r>
       <w:r>
         <w:rPr>
@@ -717,7 +768,7 @@
           <w:sz w:val="28"/>
           <w:szCs w:val="28"/>
         </w:rPr>
-        <w:t xml:space="preserve">После успешного входа пользователь попадает на главную рабочую страницу «Техника», которая отображает всё оборудование прачечной, включая стиральные и сушильные машины. Для каждого агрегата наглядно представлен статус работы, который может принимать значения «свободно», «работает», «не работает» или «в ожидании». Дополнительно для каждой машины отображается текущее энергопотребление в киловаттах, что позволяет </w:t>
+        <w:t xml:space="preserve">После успешного входа пользователь попадает на главную рабочую страницу «Техника», которая отображает всё оборудование прачечной, включая стиральные и сушильные машины. Для каждого агрегата наглядно представлен статус работы, который может принимать значения «свободно», «работает», </w:t>
       </w:r>
       <w:r>
         <w:rPr>
@@ -726,7 +777,7 @@
           <w:szCs w:val="28"/>
         </w:rPr>
         <w:lastRenderedPageBreak/>
-        <w:t>контролировать нагрузку на сеть. На этой же странице присутствует информационная панель с мини-статистикой, содержащей ключевые показатели: количество активных машин в данный момент, среднее потребление электроэнергии по всему парку оборудования и количество активных пользователей за текущий месяц. Таким образом, данная страница выполняет функцию оперативного мониторинга состояния всей прачечной в реальном времени.</w:t>
+        <w:t>«не работает» или «в ожидании». Дополнительно для каждой машины отображается текущее энергопотребление в киловаттах, что позволяет контролировать нагрузку на сеть. На этой же странице присутствует информационная панель с мини-статистикой, содержащей ключевые показатели: количество активных машин в данный момент, среднее потребление электроэнергии по всему парку оборудования и количество активных пользователей за текущий месяц. Таким образом, данная страница выполняет функцию оперативного мониторинга состояния всей прачечной в реальном времени.</w:t>
       </w:r>
     </w:p>
     <w:p>
@@ -976,34 +1027,8 @@
           <w:sz w:val="28"/>
           <w:szCs w:val="28"/>
         </w:rPr>
-        <w:t xml:space="preserve">В </w:t>
-      </w:r>
-      <w:proofErr w:type="spellStart"/>
-      <w:r>
-        <w:rPr>
-          <w:rFonts w:ascii="Times New Roman" w:hAnsi="Times New Roman" w:cs="Times New Roman"/>
-          <w:sz w:val="28"/>
-          <w:szCs w:val="28"/>
-        </w:rPr>
-        <w:t>сайдбаре</w:t>
-      </w:r>
-      <w:proofErr w:type="spellEnd"/>
-      <w:r>
-        <w:rPr>
-          <w:rFonts w:ascii="Times New Roman" w:hAnsi="Times New Roman" w:cs="Times New Roman"/>
-          <w:sz w:val="28"/>
-          <w:szCs w:val="28"/>
-        </w:rPr>
-        <w:t xml:space="preserve"> раздела доступны фильтры для навигации по дате и конкретному промежутку времени, по статусу бронирования, по конкретному резиденту и по типу машины. Управление поиском осуществляется с помощью </w:t>
-      </w:r>
-      <w:r>
-        <w:rPr>
-          <w:rFonts w:ascii="Times New Roman" w:hAnsi="Times New Roman" w:cs="Times New Roman"/>
-          <w:sz w:val="28"/>
-          <w:szCs w:val="28"/>
-        </w:rPr>
         <w:lastRenderedPageBreak/>
-        <w:t>кнопок «Применить фильтр» и «Сбросить фильтр». Особой функцией является массовая отмена бронирований, которая позволяет администратору отменить все брони на выбранный день с последующей автоматической отправкой уведомлений в Telegram-бот всем затронутым пользователям. Также предусмотрена возможность отмены одного конкретного бронирования непосредственно из строки таблицы.</w:t>
+        <w:t>В сайдбаре раздела доступны фильтры для навигации по дате и конкретному промежутку времени, по статусу бронирования, по конкретному резиденту и по типу машины. Управление поиском осуществляется с помощью кнопок «Применить фильтр» и «Сбросить фильтр». Особой функцией является массовая отмена бронирований, которая позволяет администратору отменить все брони на выбранный день с последующей автоматической отправкой уведомлений в Telegram-бот всем затронутым пользователям. Также предусмотрена возможность отмены одного конкретного бронирования непосредственно из строки таблицы.</w:t>
       </w:r>
     </w:p>
     <w:p>
@@ -1055,25 +1080,7 @@
           <w:sz w:val="28"/>
           <w:szCs w:val="28"/>
         </w:rPr>
-        <w:t xml:space="preserve">«Уведомления» обеспечивает обратную связь между резидентами и администрацией, превращая систему в полноценную платформу взаимодействия между пользователями и администратором. В верхней части раздела отображается мини-статистика, включающая общее количество уведомлений, а также отдельные показатели по стиральным и сушильным машинам. Основным элементом является таблица уведомлений, которая содержит подробную информацию по каждому обращению, такую как фамилия и имя резидента, номер его комнаты, дата создания заявки и описание проблемы. Для удобства навигации предусмотрен </w:t>
-      </w:r>
-      <w:proofErr w:type="spellStart"/>
-      <w:r>
-        <w:rPr>
-          <w:rFonts w:ascii="Times New Roman" w:hAnsi="Times New Roman" w:cs="Times New Roman"/>
-          <w:sz w:val="28"/>
-          <w:szCs w:val="28"/>
-        </w:rPr>
-        <w:t>сайдбар</w:t>
-      </w:r>
-      <w:proofErr w:type="spellEnd"/>
-      <w:r>
-        <w:rPr>
-          <w:rFonts w:ascii="Times New Roman" w:hAnsi="Times New Roman" w:cs="Times New Roman"/>
-          <w:sz w:val="28"/>
-          <w:szCs w:val="28"/>
-        </w:rPr>
-        <w:t xml:space="preserve"> с фильтрами, позволяющими осуществлять поиск по фамилии резидента, по типу машины, по номеру комнаты, а также по диапазону дат создания. Управление поиском осуществляется с помощью кнопок «Применить фильтр» и «Сбросить фильтр».</w:t>
+        <w:t>«Уведомления» обеспечивает обратную связь между резидентами и администрацией, превращая систему в полноценную платформу взаимодействия между пользователями и администратором. В верхней части раздела отображается мини-статистика, включающая общее количество уведомлений, а также отдельные показатели по стиральным и сушильным машинам. Основным элементом является таблица уведомлений, которая содержит подробную информацию по каждому обращению, такую как фамилия и имя резидента, номер его комнаты, дата создания заявки и описание проблемы. Для удобства навигации предусмотрен сайдбар с фильтрами, позволяющими осуществлять поиск по фамилии резидента, по типу машины, по номеру комнаты, а также по диапазону дат создания. Управление поиском осуществляется с помощью кнопок «Применить фильтр» и «Сбросить фильтр».</w:t>
       </w:r>
     </w:p>
     <w:p>
@@ -5009,6 +5016,7 @@
   <w:style w:type="character" w:default="1" w:styleId="a0">
     <w:name w:val="Default Paragraph Font"/>
     <w:uiPriority w:val="1"/>
+    <w:semiHidden/>
     <w:unhideWhenUsed/>
   </w:style>
   <w:style w:type="table" w:default="1" w:styleId="a1">
